--- a/Mark/.Net Vue/Mark Haney.docx
+++ b/Mark/.Net Vue/Mark Haney.docx
@@ -240,6 +240,7 @@
         <w:rPr>
           <w:rStyle w:val="Strong"/>
           <w:rFonts w:ascii="Times New Roman" w:hAnsi="Times New Roman" w:cs="Times New Roman"/>
+          <w:b w:val="0"/>
           <w:sz w:val="24"/>
         </w:rPr>
         <w:t>enterprise SaaS, property technology, civic technology, nonprofit software, and IT services industries</w:t>
@@ -249,7 +250,14 @@
           <w:rFonts w:ascii="Times New Roman" w:hAnsi="Times New Roman" w:cs="Times New Roman"/>
           <w:sz w:val="24"/>
         </w:rPr>
-        <w:t xml:space="preserve">, specializing in </w:t>
+        <w:t>,</w:t>
+      </w:r>
+      <w:r>
+        <w:rPr>
+          <w:rFonts w:ascii="Times New Roman" w:hAnsi="Times New Roman" w:cs="Times New Roman"/>
+          <w:sz w:val="24"/>
+        </w:rPr>
+        <w:t xml:space="preserve"> specializing in </w:t>
       </w:r>
       <w:r>
         <w:rPr>
@@ -257,7 +265,23 @@
           <w:rFonts w:ascii="Times New Roman" w:hAnsi="Times New Roman" w:cs="Times New Roman"/>
           <w:sz w:val="24"/>
         </w:rPr>
-        <w:t xml:space="preserve">.NET 6–8, ASP.NET Core, Vue.js 2–3, </w:t>
+        <w:t>.NET 6–</w:t>
+      </w:r>
+      <w:r>
+        <w:rPr>
+          <w:rStyle w:val="Strong"/>
+          <w:rFonts w:ascii="Times New Roman" w:hAnsi="Times New Roman" w:cs="Times New Roman"/>
+          <w:sz w:val="24"/>
+        </w:rPr>
+        <w:t>9</w:t>
+      </w:r>
+      <w:r>
+        <w:rPr>
+          <w:rStyle w:val="Strong"/>
+          <w:rFonts w:ascii="Times New Roman" w:hAnsi="Times New Roman" w:cs="Times New Roman"/>
+          <w:sz w:val="24"/>
+        </w:rPr>
+        <w:t xml:space="preserve">, ASP.NET Core, Vue.js 2–3, </w:t>
       </w:r>
       <w:proofErr w:type="spellStart"/>
       <w:r>
@@ -440,7 +464,17 @@
           <w:sz w:val="24"/>
           <w:szCs w:val="24"/>
         </w:rPr>
-        <w:t>.NET 6–8</w:t>
+        <w:t>.NET 6–</w:t>
+      </w:r>
+      <w:r>
+        <w:rPr>
+          <w:rFonts w:ascii="Times New Roman" w:eastAsia="Times New Roman" w:hAnsi="Times New Roman" w:cs="Times New Roman"/>
+          <w:b/>
+          <w:bCs/>
+          <w:sz w:val="24"/>
+          <w:szCs w:val="24"/>
+        </w:rPr>
+        <w:t>9</w:t>
       </w:r>
       <w:r>
         <w:rPr>
@@ -1103,7 +1137,27 @@
           <w:sz w:val="24"/>
           <w:szCs w:val="24"/>
         </w:rPr>
-        <w:t xml:space="preserve">.NET 7–8, ASP.NET Core Web API, Vue.js 3, </w:t>
+        <w:t>.NET 7–</w:t>
+      </w:r>
+      <w:r>
+        <w:rPr>
+          <w:rFonts w:ascii="Times New Roman" w:eastAsia="Times New Roman" w:hAnsi="Times New Roman" w:cs="Times New Roman"/>
+          <w:b/>
+          <w:bCs/>
+          <w:sz w:val="24"/>
+          <w:szCs w:val="24"/>
+        </w:rPr>
+        <w:t>9</w:t>
+      </w:r>
+      <w:r>
+        <w:rPr>
+          <w:rFonts w:ascii="Times New Roman" w:eastAsia="Times New Roman" w:hAnsi="Times New Roman" w:cs="Times New Roman"/>
+          <w:b/>
+          <w:bCs/>
+          <w:sz w:val="24"/>
+          <w:szCs w:val="24"/>
+        </w:rPr>
+        <w:t xml:space="preserve">, ASP.NET Core Web API, Vue.js 3, </w:t>
       </w:r>
       <w:proofErr w:type="spellStart"/>
       <w:r>
@@ -1209,8 +1263,20 @@
           <w:sz w:val="24"/>
           <w:szCs w:val="24"/>
         </w:rPr>
-        <w:t>23%</w:t>
-      </w:r>
+        <w:t>23</w:t>
+      </w:r>
+      <w:bookmarkStart w:id="0" w:name="_GoBack"/>
+      <w:r>
+        <w:rPr>
+          <w:rFonts w:ascii="Times New Roman" w:eastAsia="Times New Roman" w:hAnsi="Times New Roman" w:cs="Times New Roman"/>
+          <w:b/>
+          <w:bCs/>
+          <w:sz w:val="24"/>
+          <w:szCs w:val="24"/>
+        </w:rPr>
+        <w:t>%</w:t>
+      </w:r>
+      <w:bookmarkEnd w:id="0"/>
       <w:r>
         <w:rPr>
           <w:rFonts w:ascii="Times New Roman" w:eastAsia="Times New Roman" w:hAnsi="Times New Roman" w:cs="Times New Roman"/>
@@ -1313,25 +1379,7 @@
           <w:sz w:val="24"/>
           <w:szCs w:val="24"/>
         </w:rPr>
-        <w:t xml:space="preserve">, replacing tightly coupled service classes with Clean Architecture patterns and improving deployment reliability by </w:t>
-      </w:r>
-      <w:r>
-        <w:rPr>
-          <w:rFonts w:ascii="Times New Roman" w:eastAsia="Times New Roman" w:hAnsi="Times New Roman" w:cs="Times New Roman"/>
-          <w:b/>
-          <w:bCs/>
-          <w:sz w:val="24"/>
-          <w:szCs w:val="24"/>
-        </w:rPr>
-        <w:t>18%</w:t>
-      </w:r>
-      <w:r>
-        <w:rPr>
-          <w:rFonts w:ascii="Times New Roman" w:eastAsia="Times New Roman" w:hAnsi="Times New Roman" w:cs="Times New Roman"/>
-          <w:sz w:val="24"/>
-          <w:szCs w:val="24"/>
-        </w:rPr>
-        <w:t xml:space="preserve"> across staging and production releases.</w:t>
+        <w:t>, replacing tightly coupled service classes with Clean Architecture patterns and improving deployment reliability across staging and production releases.</w:t>
       </w:r>
     </w:p>
     <w:p>
@@ -1429,25 +1477,7 @@
           <w:sz w:val="24"/>
           <w:szCs w:val="24"/>
         </w:rPr>
-        <w:t xml:space="preserve">, improving dashboard maintainability and reducing frontend regression bugs by </w:t>
-      </w:r>
-      <w:r>
-        <w:rPr>
-          <w:rFonts w:ascii="Times New Roman" w:eastAsia="Times New Roman" w:hAnsi="Times New Roman" w:cs="Times New Roman"/>
-          <w:b/>
-          <w:bCs/>
-          <w:sz w:val="24"/>
-          <w:szCs w:val="24"/>
-        </w:rPr>
-        <w:t>21%</w:t>
-      </w:r>
-      <w:r>
-        <w:rPr>
-          <w:rFonts w:ascii="Times New Roman" w:eastAsia="Times New Roman" w:hAnsi="Times New Roman" w:cs="Times New Roman"/>
-          <w:sz w:val="24"/>
-          <w:szCs w:val="24"/>
-        </w:rPr>
-        <w:t xml:space="preserve"> after shared component standards were introduced.</w:t>
+        <w:t>, improving dashboard maintainability and reducing frontend regression bugs after shared component standards were introduced.</w:t>
       </w:r>
     </w:p>
     <w:p>
@@ -1654,25 +1684,7 @@
           <w:sz w:val="24"/>
           <w:szCs w:val="24"/>
         </w:rPr>
-        <w:t xml:space="preserve"> with automated build, unit testing, Docker image validation, environment-based configuration, and approval gates, reducing manual release effort by </w:t>
-      </w:r>
-      <w:r>
-        <w:rPr>
-          <w:rFonts w:ascii="Times New Roman" w:eastAsia="Times New Roman" w:hAnsi="Times New Roman" w:cs="Times New Roman"/>
-          <w:b/>
-          <w:bCs/>
-          <w:sz w:val="24"/>
-          <w:szCs w:val="24"/>
-        </w:rPr>
-        <w:t>27%</w:t>
-      </w:r>
-      <w:r>
-        <w:rPr>
-          <w:rFonts w:ascii="Times New Roman" w:eastAsia="Times New Roman" w:hAnsi="Times New Roman" w:cs="Times New Roman"/>
-          <w:sz w:val="24"/>
-          <w:szCs w:val="24"/>
-        </w:rPr>
-        <w:t>.</w:t>
+        <w:t xml:space="preserve"> with automated build, unit testing, Docker image validation, environment-based configuration, and approval gates, reducing manual release effort.</w:t>
       </w:r>
     </w:p>
     <w:p>
@@ -1804,25 +1816,7 @@
           <w:sz w:val="24"/>
           <w:szCs w:val="24"/>
         </w:rPr>
-        <w:t xml:space="preserve">Improved MongoDB aggregation pipelines and SQL stored procedures for analytics workflows, reducing report generation time by </w:t>
-      </w:r>
-      <w:r>
-        <w:rPr>
-          <w:rFonts w:ascii="Times New Roman" w:eastAsia="Times New Roman" w:hAnsi="Times New Roman" w:cs="Times New Roman"/>
-          <w:b/>
-          <w:bCs/>
-          <w:sz w:val="24"/>
-          <w:szCs w:val="24"/>
-        </w:rPr>
-        <w:t>24%</w:t>
-      </w:r>
-      <w:r>
-        <w:rPr>
-          <w:rFonts w:ascii="Times New Roman" w:eastAsia="Times New Roman" w:hAnsi="Times New Roman" w:cs="Times New Roman"/>
-          <w:sz w:val="24"/>
-          <w:szCs w:val="24"/>
-        </w:rPr>
-        <w:t xml:space="preserve"> for large customer datasets.</w:t>
+        <w:t>Improved MongoDB aggregation pipelines and SQL stored procedures for analytics workflows, reducing report generation time for large customer datasets.</w:t>
       </w:r>
     </w:p>
     <w:p>
@@ -2123,25 +2117,7 @@
           <w:sz w:val="24"/>
           <w:szCs w:val="24"/>
         </w:rPr>
-        <w:t xml:space="preserve"> and reusable UI components, improving user completion rates by </w:t>
-      </w:r>
-      <w:r>
-        <w:rPr>
-          <w:rFonts w:ascii="Times New Roman" w:eastAsia="Times New Roman" w:hAnsi="Times New Roman" w:cs="Times New Roman"/>
-          <w:b/>
-          <w:bCs/>
-          <w:sz w:val="24"/>
-          <w:szCs w:val="24"/>
-        </w:rPr>
-        <w:t>19%</w:t>
-      </w:r>
-      <w:r>
-        <w:rPr>
-          <w:rFonts w:ascii="Times New Roman" w:eastAsia="Times New Roman" w:hAnsi="Times New Roman" w:cs="Times New Roman"/>
-          <w:sz w:val="24"/>
-          <w:szCs w:val="24"/>
-        </w:rPr>
-        <w:t xml:space="preserve"> through clearer state handling and validation.</w:t>
+        <w:t xml:space="preserve"> and reusable UI components, improving user completion rates through clearer state handling and validation.</w:t>
       </w:r>
     </w:p>
     <w:p>
@@ -2207,25 +2183,7 @@
           <w:sz w:val="24"/>
           <w:szCs w:val="24"/>
         </w:rPr>
-        <w:t xml:space="preserve">Improved SQL Server performance by rewriting inefficient joins, adding filtered indexes, and optimizing EF Core query projections, reducing slow transaction queries by </w:t>
-      </w:r>
-      <w:r>
-        <w:rPr>
-          <w:rFonts w:ascii="Times New Roman" w:eastAsia="Times New Roman" w:hAnsi="Times New Roman" w:cs="Times New Roman"/>
-          <w:b/>
-          <w:bCs/>
-          <w:sz w:val="24"/>
-          <w:szCs w:val="24"/>
-        </w:rPr>
-        <w:t>28%</w:t>
-      </w:r>
-      <w:r>
-        <w:rPr>
-          <w:rFonts w:ascii="Times New Roman" w:eastAsia="Times New Roman" w:hAnsi="Times New Roman" w:cs="Times New Roman"/>
-          <w:sz w:val="24"/>
-          <w:szCs w:val="24"/>
-        </w:rPr>
-        <w:t xml:space="preserve"> during peak usage.</w:t>
+        <w:t>Improved SQL Server performance by rewriting inefficient joins, adding filtered indexes, and optimizing EF Core query projections, reducing slow transaction queries during peak usage.</w:t>
       </w:r>
     </w:p>
     <w:p>
@@ -2345,25 +2303,7 @@
           <w:sz w:val="24"/>
           <w:szCs w:val="24"/>
         </w:rPr>
-        <w:t xml:space="preserve">, reducing security review findings by </w:t>
-      </w:r>
-      <w:r>
-        <w:rPr>
-          <w:rFonts w:ascii="Times New Roman" w:eastAsia="Times New Roman" w:hAnsi="Times New Roman" w:cs="Times New Roman"/>
-          <w:b/>
-          <w:bCs/>
-          <w:sz w:val="24"/>
-          <w:szCs w:val="24"/>
-        </w:rPr>
-        <w:t>16%</w:t>
-      </w:r>
-      <w:r>
-        <w:rPr>
-          <w:rFonts w:ascii="Times New Roman" w:eastAsia="Times New Roman" w:hAnsi="Times New Roman" w:cs="Times New Roman"/>
-          <w:sz w:val="24"/>
-          <w:szCs w:val="24"/>
-        </w:rPr>
-        <w:t>.</w:t>
+        <w:t>, reducing security review findings.</w:t>
       </w:r>
     </w:p>
     <w:p>
@@ -2579,33 +2519,33 @@
           <w:sz w:val="24"/>
           <w:szCs w:val="24"/>
         </w:rPr>
+        <w:t>Software Engineer</w:t>
+      </w:r>
+    </w:p>
+    <w:p>
+      <w:pPr>
+        <w:spacing w:after="0" w:line="240" w:lineRule="auto"/>
+        <w:jc w:val="both"/>
+        <w:rPr>
+          <w:rFonts w:ascii="Arial Black" w:eastAsia="Times New Roman" w:hAnsi="Arial Black" w:cs="Times New Roman"/>
+          <w:b/>
+          <w:bCs/>
+          <w:color w:val="000000" w:themeColor="text1"/>
+          <w:sz w:val="24"/>
+          <w:szCs w:val="24"/>
+        </w:rPr>
+      </w:pPr>
+      <w:proofErr w:type="spellStart"/>
+      <w:r>
+        <w:rPr>
+          <w:rFonts w:ascii="Arial Black" w:eastAsia="Times New Roman" w:hAnsi="Arial Black" w:cs="Times New Roman"/>
+          <w:b/>
+          <w:bCs/>
+          <w:color w:val="000000" w:themeColor="text1"/>
+          <w:sz w:val="24"/>
+          <w:szCs w:val="24"/>
+        </w:rPr>
         <w:lastRenderedPageBreak/>
-        <w:t>Software Engineer</w:t>
-      </w:r>
-    </w:p>
-    <w:p>
-      <w:pPr>
-        <w:spacing w:after="0" w:line="240" w:lineRule="auto"/>
-        <w:jc w:val="both"/>
-        <w:rPr>
-          <w:rFonts w:ascii="Arial Black" w:eastAsia="Times New Roman" w:hAnsi="Arial Black" w:cs="Times New Roman"/>
-          <w:b/>
-          <w:bCs/>
-          <w:color w:val="000000" w:themeColor="text1"/>
-          <w:sz w:val="24"/>
-          <w:szCs w:val="24"/>
-        </w:rPr>
-      </w:pPr>
-      <w:proofErr w:type="spellStart"/>
-      <w:r>
-        <w:rPr>
-          <w:rFonts w:ascii="Arial Black" w:eastAsia="Times New Roman" w:hAnsi="Arial Black" w:cs="Times New Roman"/>
-          <w:b/>
-          <w:bCs/>
-          <w:color w:val="000000" w:themeColor="text1"/>
-          <w:sz w:val="24"/>
-          <w:szCs w:val="24"/>
-        </w:rPr>
         <w:t>Blackbaud</w:t>
       </w:r>
       <w:proofErr w:type="spellEnd"/>
@@ -2763,25 +2703,7 @@
           <w:sz w:val="24"/>
           <w:szCs w:val="24"/>
         </w:rPr>
-        <w:t xml:space="preserve"> and ASP.NET Web API, improving page responsiveness by </w:t>
-      </w:r>
-      <w:r>
-        <w:rPr>
-          <w:rFonts w:ascii="Times New Roman" w:eastAsia="Times New Roman" w:hAnsi="Times New Roman" w:cs="Times New Roman"/>
-          <w:b/>
-          <w:bCs/>
-          <w:sz w:val="24"/>
-          <w:szCs w:val="24"/>
-        </w:rPr>
-        <w:t>17%</w:t>
-      </w:r>
-      <w:r>
-        <w:rPr>
-          <w:rFonts w:ascii="Times New Roman" w:eastAsia="Times New Roman" w:hAnsi="Times New Roman" w:cs="Times New Roman"/>
-          <w:sz w:val="24"/>
-          <w:szCs w:val="24"/>
-        </w:rPr>
-        <w:t xml:space="preserve"> through better API pagination and frontend rendering logic.</w:t>
+        <w:t xml:space="preserve"> and ASP.NET Web API, improving page responsiveness through better API pagination and frontend rendering logic.</w:t>
       </w:r>
     </w:p>
     <w:p>
@@ -3231,25 +3153,7 @@
           <w:sz w:val="24"/>
           <w:szCs w:val="24"/>
         </w:rPr>
-        <w:t xml:space="preserve">Implemented meeting agenda, document publishing, and citizen request features while maintaining reliable backend APIs and improving workflow completion speed by </w:t>
-      </w:r>
-      <w:r>
-        <w:rPr>
-          <w:rFonts w:ascii="Times New Roman" w:eastAsia="Times New Roman" w:hAnsi="Times New Roman" w:cs="Times New Roman"/>
-          <w:b/>
-          <w:bCs/>
-          <w:sz w:val="24"/>
-          <w:szCs w:val="24"/>
-        </w:rPr>
-        <w:t>14%</w:t>
-      </w:r>
-      <w:r>
-        <w:rPr>
-          <w:rFonts w:ascii="Times New Roman" w:eastAsia="Times New Roman" w:hAnsi="Times New Roman" w:cs="Times New Roman"/>
-          <w:sz w:val="24"/>
-          <w:szCs w:val="24"/>
-        </w:rPr>
-        <w:t>.</w:t>
+        <w:t>Implemented meeting agenda, document publishing, and citizen request features while maintaining reliable backend APIs and improving workflow completion speed.</w:t>
       </w:r>
     </w:p>
     <w:p>
@@ -3471,31 +3375,31 @@
           <w:sz w:val="24"/>
           <w:szCs w:val="24"/>
         </w:rPr>
+        <w:t>Junior Software Developer</w:t>
+      </w:r>
+    </w:p>
+    <w:p>
+      <w:pPr>
+        <w:spacing w:after="0" w:line="240" w:lineRule="auto"/>
+        <w:jc w:val="both"/>
+        <w:rPr>
+          <w:rFonts w:ascii="Arial Black" w:eastAsia="Times New Roman" w:hAnsi="Arial Black" w:cs="Times New Roman"/>
+          <w:b/>
+          <w:bCs/>
+          <w:sz w:val="24"/>
+          <w:szCs w:val="24"/>
+        </w:rPr>
+      </w:pPr>
+      <w:proofErr w:type="spellStart"/>
+      <w:r>
+        <w:rPr>
+          <w:rFonts w:ascii="Arial Black" w:eastAsia="Times New Roman" w:hAnsi="Arial Black" w:cs="Times New Roman"/>
+          <w:b/>
+          <w:bCs/>
+          <w:sz w:val="24"/>
+          <w:szCs w:val="24"/>
+        </w:rPr>
         <w:lastRenderedPageBreak/>
-        <w:t>Junior Software Developer</w:t>
-      </w:r>
-    </w:p>
-    <w:p>
-      <w:pPr>
-        <w:spacing w:after="0" w:line="240" w:lineRule="auto"/>
-        <w:jc w:val="both"/>
-        <w:rPr>
-          <w:rFonts w:ascii="Arial Black" w:eastAsia="Times New Roman" w:hAnsi="Arial Black" w:cs="Times New Roman"/>
-          <w:b/>
-          <w:bCs/>
-          <w:sz w:val="24"/>
-          <w:szCs w:val="24"/>
-        </w:rPr>
-      </w:pPr>
-      <w:proofErr w:type="spellStart"/>
-      <w:r>
-        <w:rPr>
-          <w:rFonts w:ascii="Arial Black" w:eastAsia="Times New Roman" w:hAnsi="Arial Black" w:cs="Times New Roman"/>
-          <w:b/>
-          <w:bCs/>
-          <w:sz w:val="24"/>
-          <w:szCs w:val="24"/>
-        </w:rPr>
         <w:t>Vology</w:t>
       </w:r>
       <w:proofErr w:type="spellEnd"/>
@@ -3551,7 +3455,6 @@
         </w:numPr>
         <w:jc w:val="both"/>
       </w:pPr>
-      <w:bookmarkStart w:id="0" w:name="_GoBack"/>
       <w:r>
         <w:t xml:space="preserve">Built internal cloud services and IT operations tools using </w:t>
       </w:r>
@@ -3602,16 +3505,7 @@
         <w:jc w:val="both"/>
       </w:pPr>
       <w:r>
-        <w:t xml:space="preserve">Implemented new dashboard screens for ticket status, device inventory, and customer service metrics, improving support team visibility and reducing manual lookup time by </w:t>
-      </w:r>
-      <w:r>
-        <w:rPr>
-          <w:rStyle w:val="Strong"/>
-        </w:rPr>
-        <w:t>24%</w:t>
-      </w:r>
-      <w:r>
-        <w:t>.</w:t>
+        <w:t>Implemented new dashboard screens for ticket status, device inventory, and customer service metrics, improving support team visibility and reducing manual lookup time.</w:t>
       </w:r>
     </w:p>
     <w:p>
@@ -3646,16 +3540,7 @@
         <w:t>ASP.NET MVC</w:t>
       </w:r>
       <w:r>
-        <w:t xml:space="preserve"> controller-based workflows, improving code organization and reducing duplicated page logic by </w:t>
-      </w:r>
-      <w:r>
-        <w:rPr>
-          <w:rStyle w:val="Strong"/>
-        </w:rPr>
-        <w:t>18%</w:t>
-      </w:r>
-      <w:r>
-        <w:t>.</w:t>
+        <w:t xml:space="preserve"> controller-based workflows, improving code organization and reducing duplicated page logic.</w:t>
       </w:r>
     </w:p>
     <w:p>
@@ -3670,7 +3555,6 @@
       <w:r>
         <w:t>Assisted senior engineers with SQL queries, API troubleshooting, unit testing, and deployment checks, building strong fundamentals in full-stack .NET delivery and production support.</w:t>
       </w:r>
-      <w:bookmarkEnd w:id="0"/>
     </w:p>
     <w:p>
       <w:pPr>
@@ -7622,7 +7506,7 @@
 </file>
 
 <file path=customXml/itemProps1.xml><?xml version="1.0" encoding="utf-8"?>
-<ds:datastoreItem xmlns:ds="http://schemas.openxmlformats.org/officeDocument/2006/customXml" ds:itemID="{6A77A1D3-9AFB-4777-BC34-0C4A85D9D3E3}">
+<ds:datastoreItem xmlns:ds="http://schemas.openxmlformats.org/officeDocument/2006/customXml" ds:itemID="{53E69F22-1D6F-4EC5-BFFE-B799EAA07506}">
   <ds:schemaRefs>
     <ds:schemaRef ds:uri="http://schemas.openxmlformats.org/officeDocument/2006/bibliography"/>
   </ds:schemaRefs>
